--- a/Cover_Letters/Shinoy_Looper_Engineering_Test_Automation_Engineer_Cover_Letter.docx
+++ b/Cover_Letters/Shinoy_Looper_Engineering_Test_Automation_Engineer_Cover_Letter.docx
@@ -35,12 +35,12 @@
     </w:p>
     <w:p>
       <w:r>
-        <w:t>I have spent over 8 years building test automation frameworks and integrating tests into continuous delivery processes. Your focus on building a robust test infrastructure for software platforms matches my background in setting up automated pipelines with tools like Jenkins, Docker, and AWS.</w:t>
+        <w:t>I saw your opening for a Test Automation Engineer and wanted to reach out. Over the past 8 years, I've spent a lot of time building test frameworks from scratch, setting up CI/CD pipelines, and making sure automated tests run smoothly as part of the release process. I've worked with tools like Java, Selenium, Playwright, and Jenkins to test software platforms and keep deployment cycles stable.</w:t>
       </w:r>
     </w:p>
     <w:p>
       <w:r>
-        <w:t>I am comfortable working with both software and deployment processes to make sure releases are stable and reliable.</w:t>
+        <w:t>Since your team works on embedded system environments, I'm used to dealing with both the software side and ensuring things hold up when integrated into broader technical setups. I like taking ownership of the whole test process from requirements to final delivery.</w:t>
       </w:r>
     </w:p>
     <w:p>

--- a/Cover_Letters/Shinoy_Looper_Engineering_Test_Automation_Engineer_Cover_Letter.docx
+++ b/Cover_Letters/Shinoy_Looper_Engineering_Test_Automation_Engineer_Cover_Letter.docx
@@ -14,7 +14,7 @@
     </w:p>
     <w:p>
       <w:r>
-        <w:t>August 24, 2026</w:t>
+        <w:t>August 25, 2026</w:t>
       </w:r>
     </w:p>
     <w:p>
@@ -35,12 +35,7 @@
     </w:p>
     <w:p>
       <w:r>
-        <w:t>I saw your opening for a Test Automation Engineer and wanted to reach out. Over the past 8 years, I've spent a lot of time building test frameworks from scratch, setting up CI/CD pipelines, and making sure automated tests run smoothly as part of the release process. I've worked with tools like Java, Selenium, Playwright, and Jenkins to test software platforms and keep deployment cycles stable.</w:t>
-      </w:r>
-    </w:p>
-    <w:p>
-      <w:r>
-        <w:t>Since your team works on embedded system environments, I'm used to dealing with both the software side and ensuring things hold up when integrated into broader technical setups. I like taking ownership of the whole test process from requirements to final delivery.</w:t>
+        <w:t>I saw your opening for a Test Automation Engineer and wanted to reach out. In my past work, I have spent a lot of time building test automation frameworks from scratch and setting up reliable test environments using tools like Jenkins, Terraform, and AWS. I am comfortable working closely with developers to make sure tests run smoothly as part of the continuous delivery process.</w:t>
       </w:r>
     </w:p>
     <w:p>

--- a/Cover_Letters/Shinoy_Looper_Engineering_Test_Automation_Engineer_Cover_Letter.docx
+++ b/Cover_Letters/Shinoy_Looper_Engineering_Test_Automation_Engineer_Cover_Letter.docx
@@ -14,7 +14,7 @@
     </w:p>
     <w:p>
       <w:r>
-        <w:t>August 25, 2026</w:t>
+        <w:t>August 26, 2026</w:t>
       </w:r>
     </w:p>
     <w:p>
@@ -35,7 +35,12 @@
     </w:p>
     <w:p>
       <w:r>
-        <w:t>I saw your opening for a Test Automation Engineer and wanted to reach out. In my past work, I have spent a lot of time building test automation frameworks from scratch and setting up reliable test environments using tools like Jenkins, Terraform, and AWS. I am comfortable working closely with developers to make sure tests run smoothly as part of the continuous delivery process.</w:t>
+        <w:t>I've spent over eight years building test automation frameworks and integrating tests into continuous delivery pipelines. Your focus on building a robust test infrastructure for technical systems fits well with my background in setting up automated regression suites and provisioning test environments with tools like Docker, Terraform, and Jenkins.</w:t>
+      </w:r>
+    </w:p>
+    <w:p>
+      <w:r>
+        <w:t>I would be glad to discuss how my experience with test architecture and automation can help support your software platform quality.</w:t>
       </w:r>
     </w:p>
     <w:p>
